--- a/stories/docx/Ma 16.docx
+++ b/stories/docx/Ma 16.docx
@@ -78,6 +78,14 @@
       </w:pPr>
       <w:r>
         <w:t xml:space="preserve">Russo has not forgiven me yet. He is not the type to hold a grudge, but this is different. He is scared, and fear makes men angry. He has been keeping distance from me, like he is afraid I will drag him into my mistakes. I do not blame him. I would keep my distance too. I do not know how to fix what is broken between us. I do not know if it can be fixed.</w:t>
+      </w:r>
+    </w:p>
+    <w:p>
+      <w:pPr>
+        <w:pStyle w:val="BodyText"/>
+      </w:pPr>
+      <w:r>
+        <w:t xml:space="preserve">I got another letter from Joey last week. He did not say much — just that the store is busy. But I could tell he was not telling me everything. That is how Joey is. He does not want to worry us.</w:t>
       </w:r>
     </w:p>
     <w:p>
